--- a/Reactivos_por_Dimension/07_Favoritismo.docx
+++ b/Reactivos_por_Dimension/07_Favoritismo.docx
@@ -77,7 +77,7 @@
         <w:spacing w:after="150" w:before="300"/>
       </w:pPr>
       <w:r>
-        <w:t xml:space="preserve">Reactivos de la dimensión 7. Favoritismo (4 reactivos)</w:t>
+        <w:t xml:space="preserve">Reactivos de la dimensión 7. Favoritismo (10 reactivos)</w:t>
       </w:r>
     </w:p>
     <w:p>
@@ -86,7 +86,7 @@
         <w:spacing w:after="100" w:before="200"/>
       </w:pPr>
       <w:r>
-        <w:t xml:space="preserve">R025 — Preferencia declarada por decisiones basadas en cercanía</w:t>
+        <w:t xml:space="preserve">R061 — Opinión/Actitud — indicador 1 (Preferencia declarada por decisiones basadas en cercanía personal ante…)</w:t>
       </w:r>
     </w:p>
     <w:p>
@@ -131,7 +131,7 @@
         <w:t xml:space="preserve">Pregunta completa (variante base): </w:t>
       </w:r>
       <w:r>
-        <w:t xml:space="preserve">¿Qué tan de acuerdo estás con la siguiente idea: 'Si tengo que elegir entre dos personas igual de capaces, es válido preferir a la que conozco o con la que tengo más confianza'?</w:t>
+        <w:t xml:space="preserve">¿Qué tan de acuerdo estás con la siguiente idea: "Si hay que elegir entre dos personas igual de capaces, es válido preferir a la que uno conoce o con la que tiene más confianza"?</w:t>
       </w:r>
     </w:p>
     <w:p>
@@ -152,34 +152,43 @@
         <w:ind w:left="200"/>
       </w:pPr>
       <w:r>
-        <w:t xml:space="preserve">Variante 1 (base): ¿Qué tan de acuerdo estás con la siguiente idea: 'Si tengo que elegir entre dos personas igual de capaces, es válido preferir a la que conozco o con la que tengo más confianza'?</w:t>
-      </w:r>
-    </w:p>
-    <w:p>
-      <w:pPr>
-        <w:spacing w:after="60"/>
-        <w:ind w:left="200"/>
-      </w:pPr>
-      <w:r>
-        <w:t xml:space="preserve">Variante 2: Si tengo que asignar una tarea importante y uno de los candidatos es un amigo cercano, es normal inclinarme un poco hacia él aunque el otro esté igual de calificado.</w:t>
-      </w:r>
-    </w:p>
-    <w:p>
-      <w:pPr>
-        <w:spacing w:after="60"/>
-        <w:ind w:left="200"/>
-      </w:pPr>
-      <w:r>
-        <w:t xml:space="preserve">Variante 3: Recomendar a un familiar para un puesto, sin mencionar el parentesco, no es realmente un problema si de todas formas la persona puede hacer el trabajo.</w:t>
-      </w:r>
-    </w:p>
-    <w:p>
-      <w:pPr>
-        <w:spacing w:after="60"/>
-        <w:ind w:left="200"/>
-      </w:pPr>
-      <w:r>
-        <w:t xml:space="preserve">Variante 4: Es válido facilitarle un proceso a alguien cercano (una compra, un permiso, una aprobación) aunque a otra persona en la misma situación se le exija el proceso completo.</w:t>
+        <w:t xml:space="preserve">Variante 1 (base): ¿Qué tan de acuerdo estás con la siguiente idea: "Si hay que elegir entre dos personas igual de capaces, es válido preferir a la que uno conoce o con la que tiene más confianza"?</w:t>
+      </w:r>
+    </w:p>
+    <w:p>
+      <w:pPr>
+        <w:spacing w:after="60"/>
+        <w:ind w:left="200"/>
+      </w:pPr>
+      <w:r>
+        <w:t xml:space="preserve">Variante 2: En términos generales, ¿qué tan de acuerdo o en desacuerdo estás con esta afirmación: "Si hay que elegir entre dos personas igual de capaces, es válido preferir a la que uno conoce o con la que tiene más confianza"?</w:t>
+      </w:r>
+    </w:p>
+    <w:p>
+      <w:pPr>
+        <w:spacing w:after="60"/>
+        <w:ind w:left="200"/>
+      </w:pPr>
+      <w:r>
+        <w:t xml:space="preserve">Variante 3: Lee la siguiente frase e indica tu nivel de acuerdo: "Si hay que elegir entre dos personas igual de capaces, es válido preferir a la que uno conoce o con la que tiene más confianza".</w:t>
+      </w:r>
+    </w:p>
+    <w:p>
+      <w:pPr>
+        <w:spacing w:after="60"/>
+        <w:ind w:left="200"/>
+      </w:pPr>
+      <w:r>
+        <w:t xml:space="preserve">Variante 4: ¿Hasta qué punto compartes esta forma de pensar: "Si hay que elegir entre dos personas igual de capaces, es válido preferir a la que uno conoce o con la que tiene más confianza"?</w:t>
+      </w:r>
+    </w:p>
+    <w:p>
+      <w:pPr>
+        <w:spacing w:after="60"/>
+        <w:ind w:left="200"/>
+      </w:pPr>
+      <w:r>
+        <w:t xml:space="preserve">Variante 5: Marca qué tan de acuerdo estás con la siguiente idea: "Si hay que elegir entre dos personas igual de capaces, es válido preferir a la que uno conoce o con la que tiene más confianza".</w:t>
       </w:r>
     </w:p>
     <w:p>
@@ -254,7 +263,7 @@
         <w:t xml:space="preserve">Reactivos de contraste (par espejo): </w:t>
       </w:r>
       <w:r>
-        <w:t xml:space="preserve">R026 (par espejo de la dimensión)</w:t>
+        <w:t xml:space="preserve">R062 (par espejo 1 de la dimensión)</w:t>
       </w:r>
     </w:p>
     <w:p>
@@ -268,7 +277,7 @@
         <w:spacing w:after="100" w:before="200"/>
       </w:pPr>
       <w:r>
-        <w:t xml:space="preserve">R026 — Involucramiento pasado en decisiones sesgadas por cercanía</w:t>
+        <w:t xml:space="preserve">R062 — Intención futura — indicador 1 (Preferencia declarada por decisiones basadas en cercanía personal ante…)</w:t>
       </w:r>
     </w:p>
     <w:p>
@@ -283,7 +292,7 @@
         <w:t xml:space="preserve">Tipo de reactivo: </w:t>
       </w:r>
       <w:r>
-        <w:t xml:space="preserve">3-Involucramiento pasado</w:t>
+        <w:t xml:space="preserve">6-Intención futura</w:t>
       </w:r>
     </w:p>
     <w:p>
@@ -298,7 +307,7 @@
         <w:t xml:space="preserve">Indicador conductual (Fase 1): </w:t>
       </w:r>
       <w:r>
-        <w:t xml:space="preserve">Disposición a beneficiar a conocidos en procesos donde debería primar la objetividad.</w:t>
+        <w:t xml:space="preserve">Preferencia declarada por decisiones basadas en cercanía personal antes que en el mérito.</w:t>
       </w:r>
     </w:p>
     <w:p>
@@ -313,7 +322,7 @@
         <w:t xml:space="preserve">Pregunta completa (variante base): </w:t>
       </w:r>
       <w:r>
-        <w:t xml:space="preserve">En tu historial laboral, ¿cuántas veces tomaste una decisión que favoreció a un conocido o familiar por encima de una opción objetivamente mejor?</w:t>
+        <w:t xml:space="preserve">Si tuvieras que participar en una decisión que involucra a un familiar o a un amigo cercano, ¿qué tan de acuerdo estás con que declararías ese conflicto de interés antes de participar?</w:t>
       </w:r>
     </w:p>
     <w:p>
@@ -334,34 +343,43 @@
         <w:ind w:left="200"/>
       </w:pPr>
       <w:r>
-        <w:t xml:space="preserve">Variante 1 (base): En tu historial laboral, ¿cuántas veces tomaste una decisión que favoreció a un conocido o familiar por encima de una opción objetivamente mejor?</w:t>
-      </w:r>
-    </w:p>
-    <w:p>
-      <w:pPr>
-        <w:spacing w:after="60"/>
-        <w:ind w:left="200"/>
-      </w:pPr>
-      <w:r>
-        <w:t xml:space="preserve">Variante 2: En tu historial laboral, ¿cuántas veces le asignaste una tarea, un ascenso o un beneficio a alguien cercano a ti en lugar de a la persona objetivamente mejor calificada?</w:t>
-      </w:r>
-    </w:p>
-    <w:p>
-      <w:pPr>
-        <w:spacing w:after="60"/>
-        <w:ind w:left="200"/>
-      </w:pPr>
-      <w:r>
-        <w:t xml:space="preserve">Variante 3: En tu historial laboral, ¿cuántas veces recomendaste o contrataste a un familiar o amigo sin declarar esa relación personal?</w:t>
-      </w:r>
-    </w:p>
-    <w:p>
-      <w:pPr>
-        <w:spacing w:after="60"/>
-        <w:ind w:left="200"/>
-      </w:pPr>
-      <w:r>
-        <w:t xml:space="preserve">Variante 4: En tu historial laboral, ¿cuántas veces le facilitaste un proceso a alguien cercano mientras a otra persona en la misma situación se le exigió cumplir todos los pasos?</w:t>
+        <w:t xml:space="preserve">Variante 1 (base): Si tuvieras que participar en una decisión que involucra a un familiar o a un amigo cercano, ¿qué tan de acuerdo estás con que declararías ese conflicto de interés antes de participar?</w:t>
+      </w:r>
+    </w:p>
+    <w:p>
+      <w:pPr>
+        <w:spacing w:after="60"/>
+        <w:ind w:left="200"/>
+      </w:pPr>
+      <w:r>
+        <w:t xml:space="preserve">Variante 2: Imagina que tuvieras que participar en una decisión que involucra a un familiar o a un amigo cercano. ¿Qué tan de acuerdo estás con que declararías ese conflicto de interés antes de participar?</w:t>
+      </w:r>
+    </w:p>
+    <w:p>
+      <w:pPr>
+        <w:spacing w:after="60"/>
+        <w:ind w:left="200"/>
+      </w:pPr>
+      <w:r>
+        <w:t xml:space="preserve">Variante 3: Ante esta situación: tuvieras que participar en una decisión que involucra a un familiar o a un amigo cercano, ¿qué tan de acuerdo estás con que declararías ese conflicto de interés antes de participar?</w:t>
+      </w:r>
+    </w:p>
+    <w:p>
+      <w:pPr>
+        <w:spacing w:after="60"/>
+        <w:ind w:left="200"/>
+      </w:pPr>
+      <w:r>
+        <w:t xml:space="preserve">Variante 4: Supón que tuvieras que participar en una decisión que involucra a un familiar o a un amigo cercano. ¿Qué tan de acuerdo estás en que declararías ese conflicto de interés antes de participar?</w:t>
+      </w:r>
+    </w:p>
+    <w:p>
+      <w:pPr>
+        <w:spacing w:after="60"/>
+        <w:ind w:left="200"/>
+      </w:pPr>
+      <w:r>
+        <w:t xml:space="preserve">Variante 5: Tuvieras que participar en una decisión que involucra a un familiar o a un amigo cercano. ¿Qué tan de acuerdo estás con que declararías ese conflicto de interés antes de participar?</w:t>
       </w:r>
     </w:p>
     <w:p>
@@ -376,7 +394,7 @@
         <w:t xml:space="preserve">Opciones de respuesta y valor de cada una: </w:t>
       </w:r>
       <w:r>
-        <w:t xml:space="preserve">Ninguna vez (0) / Una vez (1) / Pocas veces (2) / Varias veces (3) / Muchas veces o de forma habitual (4)</w:t>
+        <w:t xml:space="preserve">Totalmente en desacuerdo (0) / En desacuerdo (1) / Algo de acuerdo (2) / De acuerdo (3) / Totalmente de acuerdo (4)</w:t>
       </w:r>
     </w:p>
     <w:p>
@@ -391,7 +409,7 @@
         <w:t xml:space="preserve">Dirección: </w:t>
       </w:r>
       <w:r>
-        <w:t xml:space="preserve">Directo</w:t>
+        <w:t xml:space="preserve">Inverso</w:t>
       </w:r>
     </w:p>
     <w:p>
@@ -406,7 +424,7 @@
         <w:t xml:space="preserve">Respuesta de menor riesgo: </w:t>
       </w:r>
       <w:r>
-        <w:t xml:space="preserve">Ninguna vez (valor 0)</w:t>
+        <w:t xml:space="preserve">Totalmente de acuerdo (valor 4)</w:t>
       </w:r>
     </w:p>
     <w:p>
@@ -421,7 +439,7 @@
         <w:t xml:space="preserve">Valor psicométrico (cómo se transforma la respuesta cruda): </w:t>
       </w:r>
       <w:r>
-        <w:t xml:space="preserve">Escala 0-4 según el orden de las opciones listado arriba; reactivo directo, sin inversión.</w:t>
+        <w:t xml:space="preserve">Escala 0-4 según el orden de las opciones listado arriba; reactivo inverso: el valor de reactivo se calcula como 4 menos la respuesta cruda.</w:t>
       </w:r>
     </w:p>
     <w:p>
@@ -436,7 +454,7 @@
         <w:t xml:space="preserve">Reactivos de contraste (par espejo): </w:t>
       </w:r>
       <w:r>
-        <w:t xml:space="preserve">R025 (par espejo de la dimensión)</w:t>
+        <w:t xml:space="preserve">R061 (par espejo 1 de la dimensión)</w:t>
       </w:r>
     </w:p>
     <w:p>
@@ -450,7 +468,7 @@
         <w:spacing w:after="100" w:before="200"/>
       </w:pPr>
       <w:r>
-        <w:t xml:space="preserve">R027 — Disposición a declarar un conflicto de interés propio</w:t>
+        <w:t xml:space="preserve">R063 — Involucramiento pasado — indicador 2 (Disposición a beneficiar a conocidos en procesos donde debería primar …)</w:t>
       </w:r>
     </w:p>
     <w:p>
@@ -465,7 +483,7 @@
         <w:t xml:space="preserve">Tipo de reactivo: </w:t>
       </w:r>
       <w:r>
-        <w:t xml:space="preserve">6-Intención futura</w:t>
+        <w:t xml:space="preserve">3-Involucramiento pasado</w:t>
       </w:r>
     </w:p>
     <w:p>
@@ -480,7 +498,7 @@
         <w:t xml:space="preserve">Indicador conductual (Fase 1): </w:t>
       </w:r>
       <w:r>
-        <w:t xml:space="preserve">Minimización de conflictos de interés propios al tomar decisiones.</w:t>
+        <w:t xml:space="preserve">Disposición a beneficiar a conocidos en procesos donde debería primar la objetividad.</w:t>
       </w:r>
     </w:p>
     <w:p>
@@ -495,7 +513,7 @@
         <w:t xml:space="preserve">Pregunta completa (variante base): </w:t>
       </w:r>
       <w:r>
-        <w:t xml:space="preserve">Si tuvieras que participar en una decisión que involucra a un familiar o amigo cercano, ¿qué tan de acuerdo estás con que declararías ese conflicto de interés antes de participar?</w:t>
+        <w:t xml:space="preserve">En tu último año de actividad laboral, ¿cuántas veces tomaste una decisión que terminó favoreciendo a un conocido o a un familiar, en una situación donde había otra opción con mejores condiciones?</w:t>
       </w:r>
     </w:p>
     <w:p>
@@ -516,34 +534,43 @@
         <w:ind w:left="200"/>
       </w:pPr>
       <w:r>
-        <w:t xml:space="preserve">Variante 1 (base): Si tuvieras que participar en una decisión que involucra a un familiar o amigo cercano, ¿qué tan de acuerdo estás con que declararías ese conflicto de interés antes de participar?</w:t>
-      </w:r>
-    </w:p>
-    <w:p>
-      <w:pPr>
-        <w:spacing w:after="60"/>
-        <w:ind w:left="200"/>
-      </w:pPr>
-      <w:r>
-        <w:t xml:space="preserve">Variante 2: Si tuvieras que decidir entre un familiar y un extraño igual de calificados para un puesto, ¿qué tan de acuerdo estás con que declararías el conflicto de interés antes de participar en la decisión?</w:t>
-      </w:r>
-    </w:p>
-    <w:p>
-      <w:pPr>
-        <w:spacing w:after="60"/>
-        <w:ind w:left="200"/>
-      </w:pPr>
-      <w:r>
-        <w:t xml:space="preserve">Variante 3: Si un amigo cercano te pidiera 'saltarte' un proceso a su favor, ¿qué tan de acuerdo estás con que le explicarías que debe seguir el mismo proceso que cualquiera?</w:t>
-      </w:r>
-    </w:p>
-    <w:p>
-      <w:pPr>
-        <w:spacing w:after="60"/>
-        <w:ind w:left="200"/>
-      </w:pPr>
-      <w:r>
-        <w:t xml:space="preserve">Variante 4: Si notaras que estás favoreciendo a alguien cercano en una decisión, ¿qué tan de acuerdo estás con que te apartarías de esa decisión?</w:t>
+        <w:t xml:space="preserve">Variante 1 (base): En tu último año de actividad laboral, ¿cuántas veces tomaste una decisión que terminó favoreciendo a un conocido o a un familiar, en una situación donde había otra opción con mejores condiciones?</w:t>
+      </w:r>
+    </w:p>
+    <w:p>
+      <w:pPr>
+        <w:spacing w:after="60"/>
+        <w:ind w:left="200"/>
+      </w:pPr>
+      <w:r>
+        <w:t xml:space="preserve">Variante 2: Pensando en los últimos 12 meses, ¿cuántas veces tomaste una decisión que terminó favoreciendo a un conocido o a un familiar, en una situación donde había otra opción con mejores condiciones?</w:t>
+      </w:r>
+    </w:p>
+    <w:p>
+      <w:pPr>
+        <w:spacing w:after="60"/>
+        <w:ind w:left="200"/>
+      </w:pPr>
+      <w:r>
+        <w:t xml:space="preserve">Variante 3: ¿Con qué frecuencia, en tu historial reciente, tomaste una decisión que terminó favoreciendo a un conocido o a un familiar, en una situación donde había otra opción con mejores condiciones?</w:t>
+      </w:r>
+    </w:p>
+    <w:p>
+      <w:pPr>
+        <w:spacing w:after="60"/>
+        <w:ind w:left="200"/>
+      </w:pPr>
+      <w:r>
+        <w:t xml:space="preserve">Variante 4: En el último año, ¿cuántas veces te ha ocurrido que tomaste una decisión que terminó favoreciendo a un conocido o a un familiar, en una situación donde había otra opción con mejores condiciones?</w:t>
+      </w:r>
+    </w:p>
+    <w:p>
+      <w:pPr>
+        <w:spacing w:after="60"/>
+        <w:ind w:left="200"/>
+      </w:pPr>
+      <w:r>
+        <w:t xml:space="preserve">Variante 5: Durante el último año, ¿cuántas veces tomaste una decisión que terminó favoreciendo a un conocido o a un familiar, en una situación donde había otra opción con mejores condiciones?</w:t>
       </w:r>
     </w:p>
     <w:p>
@@ -558,7 +585,7 @@
         <w:t xml:space="preserve">Opciones de respuesta y valor de cada una: </w:t>
       </w:r>
       <w:r>
-        <w:t xml:space="preserve">Totalmente en desacuerdo (0) / En desacuerdo (1) / Algo de acuerdo (2) / De acuerdo (3) / Totalmente de acuerdo (4)</w:t>
+        <w:t xml:space="preserve">Ninguna vez (0) / Una vez (1) / Pocas veces (2) / Varias veces (3) / Muchas veces o de forma habitual (4)</w:t>
       </w:r>
     </w:p>
     <w:p>
@@ -573,7 +600,7 @@
         <w:t xml:space="preserve">Dirección: </w:t>
       </w:r>
       <w:r>
-        <w:t xml:space="preserve">Inverso</w:t>
+        <w:t xml:space="preserve">Directo</w:t>
       </w:r>
     </w:p>
     <w:p>
@@ -588,7 +615,7 @@
         <w:t xml:space="preserve">Respuesta de menor riesgo: </w:t>
       </w:r>
       <w:r>
-        <w:t xml:space="preserve">Totalmente de acuerdo (valor 4)</w:t>
+        <w:t xml:space="preserve">Ninguna vez (valor 0)</w:t>
       </w:r>
     </w:p>
     <w:p>
@@ -603,7 +630,7 @@
         <w:t xml:space="preserve">Valor psicométrico (cómo se transforma la respuesta cruda): </w:t>
       </w:r>
       <w:r>
-        <w:t xml:space="preserve">Escala 0-4 según el orden de las opciones listado arriba; reactivo inverso: el valor de reactivo se calcula como 4 menos la respuesta cruda.</w:t>
+        <w:t xml:space="preserve">Escala 0-4 según el orden de las opciones listado arriba; reactivo directo, sin inversión.</w:t>
       </w:r>
     </w:p>
     <w:p>
@@ -618,7 +645,7 @@
         <w:t xml:space="preserve">Reactivos de contraste (par espejo): </w:t>
       </w:r>
       <w:r>
-        <w:t xml:space="preserve">Ninguno obligatorio (no forma parte del par espejo de la dimensión).</w:t>
+        <w:t xml:space="preserve">R064 (par espejo 2 de la dimensión)</w:t>
       </w:r>
     </w:p>
     <w:p>
@@ -632,7 +659,7 @@
         <w:spacing w:after="100" w:before="200"/>
       </w:pPr>
       <w:r>
-        <w:t xml:space="preserve">R028 — Percepción de frecuencia del favoritismo en el entorno</w:t>
+        <w:t xml:space="preserve">R064 — Escenario/dilema — indicador 2 (Disposición a beneficiar a conocidos en procesos donde debería primar …)</w:t>
       </w:r>
     </w:p>
     <w:p>
@@ -647,6 +674,197 @@
         <w:t xml:space="preserve">Tipo de reactivo: </w:t>
       </w:r>
       <w:r>
+        <w:t xml:space="preserve">4-Escenario/dilema</w:t>
+      </w:r>
+    </w:p>
+    <w:p>
+      <w:pPr>
+        <w:spacing w:after="90"/>
+      </w:pPr>
+      <w:r>
+        <w:rPr>
+          <w:b/>
+          <w:bCs/>
+        </w:rPr>
+        <w:t xml:space="preserve">Indicador conductual (Fase 1): </w:t>
+      </w:r>
+      <w:r>
+        <w:t xml:space="preserve">Disposición a beneficiar a conocidos en procesos donde debería primar la objetividad.</w:t>
+      </w:r>
+    </w:p>
+    <w:p>
+      <w:pPr>
+        <w:spacing w:after="90"/>
+      </w:pPr>
+      <w:r>
+        <w:rPr>
+          <w:b/>
+          <w:bCs/>
+        </w:rPr>
+        <w:t xml:space="preserve">Pregunta completa (variante base): </w:t>
+      </w:r>
+      <w:r>
+        <w:t xml:space="preserve">Imagina que estás a cargo de un proceso donde debería primar la objetividad, y uno de los candidatos es alguien cercano a ti. ¿Qué tan probable es que influyas el proceso a su favor?</w:t>
+      </w:r>
+    </w:p>
+    <w:p>
+      <w:pPr>
+        <w:spacing w:after="60"/>
+      </w:pPr>
+      <w:r>
+        <w:rPr>
+          <w:b/>
+          <w:bCs/>
+        </w:rPr>
+        <w:t xml:space="preserve">Variantes de redacción (se muestra 1 al azar por aplicación):</w:t>
+      </w:r>
+    </w:p>
+    <w:p>
+      <w:pPr>
+        <w:spacing w:after="60"/>
+        <w:ind w:left="200"/>
+      </w:pPr>
+      <w:r>
+        <w:t xml:space="preserve">Variante 1 (base): Imagina que estás a cargo de un proceso donde debería primar la objetividad, y uno de los candidatos es alguien cercano a ti. ¿Qué tan probable es que influyas el proceso a su favor?</w:t>
+      </w:r>
+    </w:p>
+    <w:p>
+      <w:pPr>
+        <w:spacing w:after="60"/>
+        <w:ind w:left="200"/>
+      </w:pPr>
+      <w:r>
+        <w:t xml:space="preserve">Variante 2: Supón que estás a cargo de un proceso donde debería primar la objetividad, y uno de los candidatos es alguien cercano a ti. ¿Qué tan probable es que influyas el proceso a su favor?</w:t>
+      </w:r>
+    </w:p>
+    <w:p>
+      <w:pPr>
+        <w:spacing w:after="60"/>
+        <w:ind w:left="200"/>
+      </w:pPr>
+      <w:r>
+        <w:t xml:space="preserve">Variante 3: Piensa en la siguiente situación: estás a cargo de un proceso donde debería primar la objetividad, y uno de los candidatos es alguien cercano a ti. ¿Qué tan probable es que influyas el proceso a su favor?</w:t>
+      </w:r>
+    </w:p>
+    <w:p>
+      <w:pPr>
+        <w:spacing w:after="60"/>
+        <w:ind w:left="200"/>
+      </w:pPr>
+      <w:r>
+        <w:t xml:space="preserve">Variante 4: Si te encontraras en esta situación: estás a cargo de un proceso donde debería primar la objetividad, y uno de los candidatos es alguien cercano a ti, ¿qué tan probable es que influyas el proceso a su favor?</w:t>
+      </w:r>
+    </w:p>
+    <w:p>
+      <w:pPr>
+        <w:spacing w:after="60"/>
+        <w:ind w:left="200"/>
+      </w:pPr>
+      <w:r>
+        <w:t xml:space="preserve">Variante 5: Estás a cargo de un proceso donde debería primar la objetividad, y uno de los candidatos es alguien cercano a ti. ¿Qué tan probable dirías que es que influyas el proceso a su favor?</w:t>
+      </w:r>
+    </w:p>
+    <w:p>
+      <w:pPr>
+        <w:spacing w:after="90"/>
+      </w:pPr>
+      <w:r>
+        <w:rPr>
+          <w:b/>
+          <w:bCs/>
+        </w:rPr>
+        <w:t xml:space="preserve">Opciones de respuesta y valor de cada una: </w:t>
+      </w:r>
+      <w:r>
+        <w:t xml:space="preserve">Nada probable (0) / Poco probable (1) / Algo probable (2) / Muy probable (3)</w:t>
+      </w:r>
+    </w:p>
+    <w:p>
+      <w:pPr>
+        <w:spacing w:after="90"/>
+      </w:pPr>
+      <w:r>
+        <w:rPr>
+          <w:b/>
+          <w:bCs/>
+        </w:rPr>
+        <w:t xml:space="preserve">Dirección: </w:t>
+      </w:r>
+      <w:r>
+        <w:t xml:space="preserve">Directo</w:t>
+      </w:r>
+    </w:p>
+    <w:p>
+      <w:pPr>
+        <w:spacing w:after="90"/>
+      </w:pPr>
+      <w:r>
+        <w:rPr>
+          <w:b/>
+          <w:bCs/>
+        </w:rPr>
+        <w:t xml:space="preserve">Respuesta de menor riesgo: </w:t>
+      </w:r>
+      <w:r>
+        <w:t xml:space="preserve">Nada probable (valor 0)</w:t>
+      </w:r>
+    </w:p>
+    <w:p>
+      <w:pPr>
+        <w:spacing w:after="90"/>
+      </w:pPr>
+      <w:r>
+        <w:rPr>
+          <w:b/>
+          <w:bCs/>
+        </w:rPr>
+        <w:t xml:space="preserve">Valor psicométrico (cómo se transforma la respuesta cruda): </w:t>
+      </w:r>
+      <w:r>
+        <w:t xml:space="preserve">Escala 0-3 según el orden de las opciones listado arriba; reactivo directo, sin inversión.</w:t>
+      </w:r>
+    </w:p>
+    <w:p>
+      <w:pPr>
+        <w:spacing w:after="90"/>
+      </w:pPr>
+      <w:r>
+        <w:rPr>
+          <w:b/>
+          <w:bCs/>
+        </w:rPr>
+        <w:t xml:space="preserve">Reactivos de contraste (par espejo): </w:t>
+      </w:r>
+      <w:r>
+        <w:t xml:space="preserve">R063 (par espejo 2 de la dimensión)</w:t>
+      </w:r>
+    </w:p>
+    <w:p>
+      <w:pPr>
+        <w:spacing w:after="100"/>
+      </w:pPr>
+    </w:p>
+    <w:p>
+      <w:pPr>
+        <w:pStyle w:val="Heading3"/>
+        <w:spacing w:after="100" w:before="200"/>
+      </w:pPr>
+      <w:r>
+        <w:t xml:space="preserve">R065 — Percepción de terceros — indicador 3 (Minimización de conflictos de interés propios al tomar decisiones.)</w:t>
+      </w:r>
+    </w:p>
+    <w:p>
+      <w:pPr>
+        <w:spacing w:after="90"/>
+      </w:pPr>
+      <w:r>
+        <w:rPr>
+          <w:b/>
+          <w:bCs/>
+        </w:rPr>
+        <w:t xml:space="preserve">Tipo de reactivo: </w:t>
+      </w:r>
+      <w:r>
         <w:t xml:space="preserve">2-Percepción de terceros</w:t>
       </w:r>
     </w:p>
@@ -662,6 +880,388 @@
         <w:t xml:space="preserve">Indicador conductual (Fase 1): </w:t>
       </w:r>
       <w:r>
+        <w:t xml:space="preserve">Minimización de conflictos de interés propios al tomar decisiones.</w:t>
+      </w:r>
+    </w:p>
+    <w:p>
+      <w:pPr>
+        <w:spacing w:after="90"/>
+      </w:pPr>
+      <w:r>
+        <w:rPr>
+          <w:b/>
+          <w:bCs/>
+        </w:rPr>
+        <w:t xml:space="preserve">Pregunta completa (variante base): </w:t>
+      </w:r>
+      <w:r>
+        <w:t xml:space="preserve">En tu experiencia, ¿qué tan frecuente dirías que es que las personas de tu entorno laboral participen en decisiones donde tienen un conflicto de interés, sin declararlo?</w:t>
+      </w:r>
+    </w:p>
+    <w:p>
+      <w:pPr>
+        <w:spacing w:after="60"/>
+      </w:pPr>
+      <w:r>
+        <w:rPr>
+          <w:b/>
+          <w:bCs/>
+        </w:rPr>
+        <w:t xml:space="preserve">Variantes de redacción (se muestra 1 al azar por aplicación):</w:t>
+      </w:r>
+    </w:p>
+    <w:p>
+      <w:pPr>
+        <w:spacing w:after="60"/>
+        <w:ind w:left="200"/>
+      </w:pPr>
+      <w:r>
+        <w:t xml:space="preserve">Variante 1 (base): En tu experiencia, ¿qué tan frecuente dirías que es que las personas de tu entorno laboral participen en decisiones donde tienen un conflicto de interés, sin declararlo?</w:t>
+      </w:r>
+    </w:p>
+    <w:p>
+      <w:pPr>
+        <w:spacing w:after="60"/>
+        <w:ind w:left="200"/>
+      </w:pPr>
+      <w:r>
+        <w:t xml:space="preserve">Variante 2: Pensando en las personas de tu entorno laboral, ¿con qué frecuencia dirías que ocurre que las personas de tu entorno laboral participen en decisiones donde tienen un conflicto de interés, sin declararlo?</w:t>
+      </w:r>
+    </w:p>
+    <w:p>
+      <w:pPr>
+        <w:spacing w:after="60"/>
+        <w:ind w:left="200"/>
+      </w:pPr>
+      <w:r>
+        <w:t xml:space="preserve">Variante 3: ¿Qué tan seguido dirías que observas que las personas de tu entorno laboral participen en decisiones donde tienen un conflicto de interés, sin declararlo?</w:t>
+      </w:r>
+    </w:p>
+    <w:p>
+      <w:pPr>
+        <w:spacing w:after="60"/>
+        <w:ind w:left="200"/>
+      </w:pPr>
+      <w:r>
+        <w:t xml:space="preserve">Variante 4: Según lo que has visto, ¿qué tan común dirías que es que las personas de tu entorno laboral participen en decisiones donde tienen un conflicto de interés, sin declararlo?</w:t>
+      </w:r>
+    </w:p>
+    <w:p>
+      <w:pPr>
+        <w:spacing w:after="60"/>
+        <w:ind w:left="200"/>
+      </w:pPr>
+      <w:r>
+        <w:t xml:space="preserve">Variante 5: En tu entorno, ¿qué tan frecuentemente dirías que sucede que las personas de tu entorno laboral participen en decisiones donde tienen un conflicto de interés, sin declararlo?</w:t>
+      </w:r>
+    </w:p>
+    <w:p>
+      <w:pPr>
+        <w:spacing w:after="90"/>
+      </w:pPr>
+      <w:r>
+        <w:rPr>
+          <w:b/>
+          <w:bCs/>
+        </w:rPr>
+        <w:t xml:space="preserve">Opciones de respuesta y valor de cada una: </w:t>
+      </w:r>
+      <w:r>
+        <w:t xml:space="preserve">Nunca o muy raro (0) / Ocasionalmente (1) / Con cierta frecuencia (2) / Muy frecuentemente (3)</w:t>
+      </w:r>
+    </w:p>
+    <w:p>
+      <w:pPr>
+        <w:spacing w:after="90"/>
+      </w:pPr>
+      <w:r>
+        <w:rPr>
+          <w:b/>
+          <w:bCs/>
+        </w:rPr>
+        <w:t xml:space="preserve">Dirección: </w:t>
+      </w:r>
+      <w:r>
+        <w:t xml:space="preserve">Directo</w:t>
+      </w:r>
+    </w:p>
+    <w:p>
+      <w:pPr>
+        <w:spacing w:after="90"/>
+      </w:pPr>
+      <w:r>
+        <w:rPr>
+          <w:b/>
+          <w:bCs/>
+        </w:rPr>
+        <w:t xml:space="preserve">Respuesta de menor riesgo: </w:t>
+      </w:r>
+      <w:r>
+        <w:t xml:space="preserve">Nunca o muy raro (valor 0)</w:t>
+      </w:r>
+    </w:p>
+    <w:p>
+      <w:pPr>
+        <w:spacing w:after="90"/>
+      </w:pPr>
+      <w:r>
+        <w:rPr>
+          <w:b/>
+          <w:bCs/>
+        </w:rPr>
+        <w:t xml:space="preserve">Valor psicométrico (cómo se transforma la respuesta cruda): </w:t>
+      </w:r>
+      <w:r>
+        <w:t xml:space="preserve">Escala 0-3 según el orden de las opciones listado arriba; reactivo directo, sin inversión.</w:t>
+      </w:r>
+    </w:p>
+    <w:p>
+      <w:pPr>
+        <w:spacing w:after="90"/>
+      </w:pPr>
+      <w:r>
+        <w:rPr>
+          <w:b/>
+          <w:bCs/>
+        </w:rPr>
+        <w:t xml:space="preserve">Reactivos de contraste (par espejo): </w:t>
+      </w:r>
+      <w:r>
+        <w:t xml:space="preserve">R066 (par espejo 3 de la dimensión)</w:t>
+      </w:r>
+    </w:p>
+    <w:p>
+      <w:pPr>
+        <w:spacing w:after="100"/>
+      </w:pPr>
+    </w:p>
+    <w:p>
+      <w:pPr>
+        <w:pStyle w:val="Heading3"/>
+        <w:spacing w:after="100" w:before="200"/>
+      </w:pPr>
+      <w:r>
+        <w:t xml:space="preserve">R066 — Opinión/Actitud — indicador 3 (Minimización de conflictos de interés propios al tomar decisiones.)</w:t>
+      </w:r>
+    </w:p>
+    <w:p>
+      <w:pPr>
+        <w:spacing w:after="90"/>
+      </w:pPr>
+      <w:r>
+        <w:rPr>
+          <w:b/>
+          <w:bCs/>
+        </w:rPr>
+        <w:t xml:space="preserve">Tipo de reactivo: </w:t>
+      </w:r>
+      <w:r>
+        <w:t xml:space="preserve">1-Opinión/Actitud</w:t>
+      </w:r>
+    </w:p>
+    <w:p>
+      <w:pPr>
+        <w:spacing w:after="90"/>
+      </w:pPr>
+      <w:r>
+        <w:rPr>
+          <w:b/>
+          <w:bCs/>
+        </w:rPr>
+        <w:t xml:space="preserve">Indicador conductual (Fase 1): </w:t>
+      </w:r>
+      <w:r>
+        <w:t xml:space="preserve">Minimización de conflictos de interés propios al tomar decisiones.</w:t>
+      </w:r>
+    </w:p>
+    <w:p>
+      <w:pPr>
+        <w:spacing w:after="90"/>
+      </w:pPr>
+      <w:r>
+        <w:rPr>
+          <w:b/>
+          <w:bCs/>
+        </w:rPr>
+        <w:t xml:space="preserve">Pregunta completa (variante base): </w:t>
+      </w:r>
+      <w:r>
+        <w:t xml:space="preserve">¿Qué tan de acuerdo estás con la siguiente idea: "No es necesario declarar un conflicto de interés si uno está seguro de que igual va a decidir de forma justa"?</w:t>
+      </w:r>
+    </w:p>
+    <w:p>
+      <w:pPr>
+        <w:spacing w:after="60"/>
+      </w:pPr>
+      <w:r>
+        <w:rPr>
+          <w:b/>
+          <w:bCs/>
+        </w:rPr>
+        <w:t xml:space="preserve">Variantes de redacción (se muestra 1 al azar por aplicación):</w:t>
+      </w:r>
+    </w:p>
+    <w:p>
+      <w:pPr>
+        <w:spacing w:after="60"/>
+        <w:ind w:left="200"/>
+      </w:pPr>
+      <w:r>
+        <w:t xml:space="preserve">Variante 1 (base): ¿Qué tan de acuerdo estás con la siguiente idea: "No es necesario declarar un conflicto de interés si uno está seguro de que igual va a decidir de forma justa"?</w:t>
+      </w:r>
+    </w:p>
+    <w:p>
+      <w:pPr>
+        <w:spacing w:after="60"/>
+        <w:ind w:left="200"/>
+      </w:pPr>
+      <w:r>
+        <w:t xml:space="preserve">Variante 2: En términos generales, ¿qué tan de acuerdo o en desacuerdo estás con esta afirmación: "No es necesario declarar un conflicto de interés si uno está seguro de que igual va a decidir de forma justa"?</w:t>
+      </w:r>
+    </w:p>
+    <w:p>
+      <w:pPr>
+        <w:spacing w:after="60"/>
+        <w:ind w:left="200"/>
+      </w:pPr>
+      <w:r>
+        <w:t xml:space="preserve">Variante 3: Lee la siguiente frase e indica tu nivel de acuerdo: "No es necesario declarar un conflicto de interés si uno está seguro de que igual va a decidir de forma justa".</w:t>
+      </w:r>
+    </w:p>
+    <w:p>
+      <w:pPr>
+        <w:spacing w:after="60"/>
+        <w:ind w:left="200"/>
+      </w:pPr>
+      <w:r>
+        <w:t xml:space="preserve">Variante 4: ¿Hasta qué punto compartes esta forma de pensar: "No es necesario declarar un conflicto de interés si uno está seguro de que igual va a decidir de forma justa"?</w:t>
+      </w:r>
+    </w:p>
+    <w:p>
+      <w:pPr>
+        <w:spacing w:after="60"/>
+        <w:ind w:left="200"/>
+      </w:pPr>
+      <w:r>
+        <w:t xml:space="preserve">Variante 5: Marca qué tan de acuerdo estás con la siguiente idea: "No es necesario declarar un conflicto de interés si uno está seguro de que igual va a decidir de forma justa".</w:t>
+      </w:r>
+    </w:p>
+    <w:p>
+      <w:pPr>
+        <w:spacing w:after="90"/>
+      </w:pPr>
+      <w:r>
+        <w:rPr>
+          <w:b/>
+          <w:bCs/>
+        </w:rPr>
+        <w:t xml:space="preserve">Opciones de respuesta y valor de cada una: </w:t>
+      </w:r>
+      <w:r>
+        <w:t xml:space="preserve">Totalmente en desacuerdo (0) / En desacuerdo (1) / Algo de acuerdo (2) / De acuerdo (3) / Totalmente de acuerdo (4)</w:t>
+      </w:r>
+    </w:p>
+    <w:p>
+      <w:pPr>
+        <w:spacing w:after="90"/>
+      </w:pPr>
+      <w:r>
+        <w:rPr>
+          <w:b/>
+          <w:bCs/>
+        </w:rPr>
+        <w:t xml:space="preserve">Dirección: </w:t>
+      </w:r>
+      <w:r>
+        <w:t xml:space="preserve">Directo</w:t>
+      </w:r>
+    </w:p>
+    <w:p>
+      <w:pPr>
+        <w:spacing w:after="90"/>
+      </w:pPr>
+      <w:r>
+        <w:rPr>
+          <w:b/>
+          <w:bCs/>
+        </w:rPr>
+        <w:t xml:space="preserve">Respuesta de menor riesgo: </w:t>
+      </w:r>
+      <w:r>
+        <w:t xml:space="preserve">Totalmente en desacuerdo (valor 0)</w:t>
+      </w:r>
+    </w:p>
+    <w:p>
+      <w:pPr>
+        <w:spacing w:after="90"/>
+      </w:pPr>
+      <w:r>
+        <w:rPr>
+          <w:b/>
+          <w:bCs/>
+        </w:rPr>
+        <w:t xml:space="preserve">Valor psicométrico (cómo se transforma la respuesta cruda): </w:t>
+      </w:r>
+      <w:r>
+        <w:t xml:space="preserve">Escala 0-4 según el orden de las opciones listado arriba; reactivo directo, sin inversión.</w:t>
+      </w:r>
+    </w:p>
+    <w:p>
+      <w:pPr>
+        <w:spacing w:after="90"/>
+      </w:pPr>
+      <w:r>
+        <w:rPr>
+          <w:b/>
+          <w:bCs/>
+        </w:rPr>
+        <w:t xml:space="preserve">Reactivos de contraste (par espejo): </w:t>
+      </w:r>
+      <w:r>
+        <w:t xml:space="preserve">R065 (par espejo 3 de la dimensión)</w:t>
+      </w:r>
+    </w:p>
+    <w:p>
+      <w:pPr>
+        <w:spacing w:after="100"/>
+      </w:pPr>
+    </w:p>
+    <w:p>
+      <w:pPr>
+        <w:pStyle w:val="Heading3"/>
+        <w:spacing w:after="100" w:before="200"/>
+      </w:pPr>
+      <w:r>
+        <w:t xml:space="preserve">R067 — Involucramiento pasado — indicador 4 (Justificación de decisiones sesgadas como algo "normal" o "esperable".)</w:t>
+      </w:r>
+    </w:p>
+    <w:p>
+      <w:pPr>
+        <w:spacing w:after="90"/>
+      </w:pPr>
+      <w:r>
+        <w:rPr>
+          <w:b/>
+          <w:bCs/>
+        </w:rPr>
+        <w:t xml:space="preserve">Tipo de reactivo: </w:t>
+      </w:r>
+      <w:r>
+        <w:t xml:space="preserve">3-Involucramiento pasado</w:t>
+      </w:r>
+    </w:p>
+    <w:p>
+      <w:pPr>
+        <w:spacing w:after="90"/>
+      </w:pPr>
+      <w:r>
+        <w:rPr>
+          <w:b/>
+          <w:bCs/>
+        </w:rPr>
+        <w:t xml:space="preserve">Indicador conductual (Fase 1): </w:t>
+      </w:r>
+      <w:r>
         <w:t xml:space="preserve">Justificación de decisiones sesgadas como algo "normal" o "esperable".</w:t>
       </w:r>
     </w:p>
@@ -677,7 +1277,7 @@
         <w:t xml:space="preserve">Pregunta completa (variante base): </w:t>
       </w:r>
       <w:r>
-        <w:t xml:space="preserve">En tu experiencia, ¿qué tan frecuente dirías que es que las decisiones en tu entorno laboral se basen más en relaciones personales que en criterios objetivos?</w:t>
+        <w:t xml:space="preserve">En tu último año de actividad laboral, ¿cuántas veces justificaste una decisión sesgada por cercanía personal diciendo que era algo normal o esperable?</w:t>
       </w:r>
     </w:p>
     <w:p>
@@ -698,34 +1298,43 @@
         <w:ind w:left="200"/>
       </w:pPr>
       <w:r>
-        <w:t xml:space="preserve">Variante 1 (base): En tu experiencia, ¿qué tan frecuente dirías que es que las decisiones en tu entorno laboral se basen más en relaciones personales que en criterios objetivos?</w:t>
-      </w:r>
-    </w:p>
-    <w:p>
-      <w:pPr>
-        <w:spacing w:after="60"/>
-        <w:ind w:left="200"/>
-      </w:pPr>
-      <w:r>
-        <w:t xml:space="preserve">Variante 2: En tu experiencia, ¿qué tan frecuente dirías que es que las decisiones en tu entorno laboral se basen más en relaciones personales que en criterios objetivos?</w:t>
-      </w:r>
-    </w:p>
-    <w:p>
-      <w:pPr>
-        <w:spacing w:after="60"/>
-        <w:ind w:left="200"/>
-      </w:pPr>
-      <w:r>
-        <w:t xml:space="preserve">Variante 3: En tu experiencia, ¿qué tan frecuente dirías que es que un jefe o líder termine favoreciendo a alguien cercano sobre alguien igual de calificado?</w:t>
-      </w:r>
-    </w:p>
-    <w:p>
-      <w:pPr>
-        <w:spacing w:after="60"/>
-        <w:ind w:left="200"/>
-      </w:pPr>
-      <w:r>
-        <w:t xml:space="preserve">Variante 4: En tu experiencia, ¿qué tan frecuente dirías que es que una recomendación familiar se acepte sin declarar el parentesco de por medio?</w:t>
+        <w:t xml:space="preserve">Variante 1 (base): En tu último año de actividad laboral, ¿cuántas veces justificaste una decisión sesgada por cercanía personal diciendo que era algo normal o esperable?</w:t>
+      </w:r>
+    </w:p>
+    <w:p>
+      <w:pPr>
+        <w:spacing w:after="60"/>
+        <w:ind w:left="200"/>
+      </w:pPr>
+      <w:r>
+        <w:t xml:space="preserve">Variante 2: Pensando en los últimos 12 meses, ¿cuántas veces justificaste una decisión sesgada por cercanía personal diciendo que era algo normal o esperable?</w:t>
+      </w:r>
+    </w:p>
+    <w:p>
+      <w:pPr>
+        <w:spacing w:after="60"/>
+        <w:ind w:left="200"/>
+      </w:pPr>
+      <w:r>
+        <w:t xml:space="preserve">Variante 3: ¿Con qué frecuencia, en tu historial reciente, justificaste una decisión sesgada por cercanía personal diciendo que era algo normal o esperable?</w:t>
+      </w:r>
+    </w:p>
+    <w:p>
+      <w:pPr>
+        <w:spacing w:after="60"/>
+        <w:ind w:left="200"/>
+      </w:pPr>
+      <w:r>
+        <w:t xml:space="preserve">Variante 4: En el último año, ¿cuántas veces te ha ocurrido que justificaste una decisión sesgada por cercanía personal diciendo que era algo normal o esperable?</w:t>
+      </w:r>
+    </w:p>
+    <w:p>
+      <w:pPr>
+        <w:spacing w:after="60"/>
+        <w:ind w:left="200"/>
+      </w:pPr>
+      <w:r>
+        <w:t xml:space="preserve">Variante 5: Durante el último año, ¿cuántas veces justificaste una decisión sesgada por cercanía personal diciendo que era algo normal o esperable?</w:t>
       </w:r>
     </w:p>
     <w:p>
@@ -740,6 +1349,579 @@
         <w:t xml:space="preserve">Opciones de respuesta y valor de cada una: </w:t>
       </w:r>
       <w:r>
+        <w:t xml:space="preserve">Ninguna vez (0) / Una vez (1) / Pocas veces (2) / Varias veces (3) / Muchas veces o de forma habitual (4)</w:t>
+      </w:r>
+    </w:p>
+    <w:p>
+      <w:pPr>
+        <w:spacing w:after="90"/>
+      </w:pPr>
+      <w:r>
+        <w:rPr>
+          <w:b/>
+          <w:bCs/>
+        </w:rPr>
+        <w:t xml:space="preserve">Dirección: </w:t>
+      </w:r>
+      <w:r>
+        <w:t xml:space="preserve">Directo</w:t>
+      </w:r>
+    </w:p>
+    <w:p>
+      <w:pPr>
+        <w:spacing w:after="90"/>
+      </w:pPr>
+      <w:r>
+        <w:rPr>
+          <w:b/>
+          <w:bCs/>
+        </w:rPr>
+        <w:t xml:space="preserve">Respuesta de menor riesgo: </w:t>
+      </w:r>
+      <w:r>
+        <w:t xml:space="preserve">Ninguna vez (valor 0)</w:t>
+      </w:r>
+    </w:p>
+    <w:p>
+      <w:pPr>
+        <w:spacing w:after="90"/>
+      </w:pPr>
+      <w:r>
+        <w:rPr>
+          <w:b/>
+          <w:bCs/>
+        </w:rPr>
+        <w:t xml:space="preserve">Valor psicométrico (cómo se transforma la respuesta cruda): </w:t>
+      </w:r>
+      <w:r>
+        <w:t xml:space="preserve">Escala 0-4 según el orden de las opciones listado arriba; reactivo directo, sin inversión.</w:t>
+      </w:r>
+    </w:p>
+    <w:p>
+      <w:pPr>
+        <w:spacing w:after="90"/>
+      </w:pPr>
+      <w:r>
+        <w:rPr>
+          <w:b/>
+          <w:bCs/>
+        </w:rPr>
+        <w:t xml:space="preserve">Reactivos de contraste (par espejo): </w:t>
+      </w:r>
+      <w:r>
+        <w:t xml:space="preserve">R068 (par espejo 4 de la dimensión)</w:t>
+      </w:r>
+    </w:p>
+    <w:p>
+      <w:pPr>
+        <w:spacing w:after="100"/>
+      </w:pPr>
+    </w:p>
+    <w:p>
+      <w:pPr>
+        <w:pStyle w:val="Heading3"/>
+        <w:spacing w:after="100" w:before="200"/>
+      </w:pPr>
+      <w:r>
+        <w:t xml:space="preserve">R068 — Intención futura — indicador 4 (Justificación de decisiones sesgadas como algo "normal" o "esperable".)</w:t>
+      </w:r>
+    </w:p>
+    <w:p>
+      <w:pPr>
+        <w:spacing w:after="90"/>
+      </w:pPr>
+      <w:r>
+        <w:rPr>
+          <w:b/>
+          <w:bCs/>
+        </w:rPr>
+        <w:t xml:space="preserve">Tipo de reactivo: </w:t>
+      </w:r>
+      <w:r>
+        <w:t xml:space="preserve">6-Intención futura</w:t>
+      </w:r>
+    </w:p>
+    <w:p>
+      <w:pPr>
+        <w:spacing w:after="90"/>
+      </w:pPr>
+      <w:r>
+        <w:rPr>
+          <w:b/>
+          <w:bCs/>
+        </w:rPr>
+        <w:t xml:space="preserve">Indicador conductual (Fase 1): </w:t>
+      </w:r>
+      <w:r>
+        <w:t xml:space="preserve">Justificación de decisiones sesgadas como algo "normal" o "esperable".</w:t>
+      </w:r>
+    </w:p>
+    <w:p>
+      <w:pPr>
+        <w:spacing w:after="90"/>
+      </w:pPr>
+      <w:r>
+        <w:rPr>
+          <w:b/>
+          <w:bCs/>
+        </w:rPr>
+        <w:t xml:space="preserve">Pregunta completa (variante base): </w:t>
+      </w:r>
+      <w:r>
+        <w:t xml:space="preserve">Si alguien te señalara que una decisión tuya pareció basarse más en cercanía personal que en criterios objetivos, ¿qué tan de acuerdo estás con que reconsiderarías esa decisión en lugar de justificarla como algo normal?</w:t>
+      </w:r>
+    </w:p>
+    <w:p>
+      <w:pPr>
+        <w:spacing w:after="60"/>
+      </w:pPr>
+      <w:r>
+        <w:rPr>
+          <w:b/>
+          <w:bCs/>
+        </w:rPr>
+        <w:t xml:space="preserve">Variantes de redacción (se muestra 1 al azar por aplicación):</w:t>
+      </w:r>
+    </w:p>
+    <w:p>
+      <w:pPr>
+        <w:spacing w:after="60"/>
+        <w:ind w:left="200"/>
+      </w:pPr>
+      <w:r>
+        <w:t xml:space="preserve">Variante 1 (base): Si alguien te señalara que una decisión tuya pareció basarse más en cercanía personal que en criterios objetivos, ¿qué tan de acuerdo estás con que reconsiderarías esa decisión en lugar de justificarla como algo normal?</w:t>
+      </w:r>
+    </w:p>
+    <w:p>
+      <w:pPr>
+        <w:spacing w:after="60"/>
+        <w:ind w:left="200"/>
+      </w:pPr>
+      <w:r>
+        <w:t xml:space="preserve">Variante 2: Imagina que alguien te señalara que una decisión tuya pareció basarse más en cercanía personal que en criterios objetivos. ¿Qué tan de acuerdo estás con que reconsiderarías esa decisión en lugar de justificarla como algo normal?</w:t>
+      </w:r>
+    </w:p>
+    <w:p>
+      <w:pPr>
+        <w:spacing w:after="60"/>
+        <w:ind w:left="200"/>
+      </w:pPr>
+      <w:r>
+        <w:t xml:space="preserve">Variante 3: Ante esta situación: alguien te señalara que una decisión tuya pareció basarse más en cercanía personal que en criterios objetivos, ¿qué tan de acuerdo estás con que reconsiderarías esa decisión en lugar de justificarla como algo normal?</w:t>
+      </w:r>
+    </w:p>
+    <w:p>
+      <w:pPr>
+        <w:spacing w:after="60"/>
+        <w:ind w:left="200"/>
+      </w:pPr>
+      <w:r>
+        <w:t xml:space="preserve">Variante 4: Supón que alguien te señalara que una decisión tuya pareció basarse más en cercanía personal que en criterios objetivos. ¿Qué tan de acuerdo estás en que reconsiderarías esa decisión en lugar de justificarla como algo normal?</w:t>
+      </w:r>
+    </w:p>
+    <w:p>
+      <w:pPr>
+        <w:spacing w:after="60"/>
+        <w:ind w:left="200"/>
+      </w:pPr>
+      <w:r>
+        <w:t xml:space="preserve">Variante 5: Alguien te señalara que una decisión tuya pareció basarse más en cercanía personal que en criterios objetivos. ¿Qué tan de acuerdo estás con que reconsiderarías esa decisión en lugar de justificarla como algo normal?</w:t>
+      </w:r>
+    </w:p>
+    <w:p>
+      <w:pPr>
+        <w:spacing w:after="90"/>
+      </w:pPr>
+      <w:r>
+        <w:rPr>
+          <w:b/>
+          <w:bCs/>
+        </w:rPr>
+        <w:t xml:space="preserve">Opciones de respuesta y valor de cada una: </w:t>
+      </w:r>
+      <w:r>
+        <w:t xml:space="preserve">Totalmente en desacuerdo (0) / En desacuerdo (1) / Algo de acuerdo (2) / De acuerdo (3) / Totalmente de acuerdo (4)</w:t>
+      </w:r>
+    </w:p>
+    <w:p>
+      <w:pPr>
+        <w:spacing w:after="90"/>
+      </w:pPr>
+      <w:r>
+        <w:rPr>
+          <w:b/>
+          <w:bCs/>
+        </w:rPr>
+        <w:t xml:space="preserve">Dirección: </w:t>
+      </w:r>
+      <w:r>
+        <w:t xml:space="preserve">Inverso</w:t>
+      </w:r>
+    </w:p>
+    <w:p>
+      <w:pPr>
+        <w:spacing w:after="90"/>
+      </w:pPr>
+      <w:r>
+        <w:rPr>
+          <w:b/>
+          <w:bCs/>
+        </w:rPr>
+        <w:t xml:space="preserve">Respuesta de menor riesgo: </w:t>
+      </w:r>
+      <w:r>
+        <w:t xml:space="preserve">Totalmente de acuerdo (valor 4)</w:t>
+      </w:r>
+    </w:p>
+    <w:p>
+      <w:pPr>
+        <w:spacing w:after="90"/>
+      </w:pPr>
+      <w:r>
+        <w:rPr>
+          <w:b/>
+          <w:bCs/>
+        </w:rPr>
+        <w:t xml:space="preserve">Valor psicométrico (cómo se transforma la respuesta cruda): </w:t>
+      </w:r>
+      <w:r>
+        <w:t xml:space="preserve">Escala 0-4 según el orden de las opciones listado arriba; reactivo inverso: el valor de reactivo se calcula como 4 menos la respuesta cruda.</w:t>
+      </w:r>
+    </w:p>
+    <w:p>
+      <w:pPr>
+        <w:spacing w:after="90"/>
+      </w:pPr>
+      <w:r>
+        <w:rPr>
+          <w:b/>
+          <w:bCs/>
+        </w:rPr>
+        <w:t xml:space="preserve">Reactivos de contraste (par espejo): </w:t>
+      </w:r>
+      <w:r>
+        <w:t xml:space="preserve">R067 (par espejo 4 de la dimensión)</w:t>
+      </w:r>
+    </w:p>
+    <w:p>
+      <w:pPr>
+        <w:spacing w:after="100"/>
+      </w:pPr>
+    </w:p>
+    <w:p>
+      <w:pPr>
+        <w:pStyle w:val="Heading3"/>
+        <w:spacing w:after="100" w:before="200"/>
+      </w:pPr>
+      <w:r>
+        <w:t xml:space="preserve">R069 — Escenario/dilema — indicador 1 (Preferencia declarada por decisiones basadas en cercanía personal ante…)</w:t>
+      </w:r>
+    </w:p>
+    <w:p>
+      <w:pPr>
+        <w:spacing w:after="90"/>
+      </w:pPr>
+      <w:r>
+        <w:rPr>
+          <w:b/>
+          <w:bCs/>
+        </w:rPr>
+        <w:t xml:space="preserve">Tipo de reactivo: </w:t>
+      </w:r>
+      <w:r>
+        <w:t xml:space="preserve">4-Escenario/dilema</w:t>
+      </w:r>
+    </w:p>
+    <w:p>
+      <w:pPr>
+        <w:spacing w:after="90"/>
+      </w:pPr>
+      <w:r>
+        <w:rPr>
+          <w:b/>
+          <w:bCs/>
+        </w:rPr>
+        <w:t xml:space="preserve">Indicador conductual (Fase 1): </w:t>
+      </w:r>
+      <w:r>
+        <w:t xml:space="preserve">Preferencia declarada por decisiones basadas en cercanía personal antes que en el mérito.</w:t>
+      </w:r>
+    </w:p>
+    <w:p>
+      <w:pPr>
+        <w:spacing w:after="90"/>
+      </w:pPr>
+      <w:r>
+        <w:rPr>
+          <w:b/>
+          <w:bCs/>
+        </w:rPr>
+        <w:t xml:space="preserve">Pregunta completa (variante base): </w:t>
+      </w:r>
+      <w:r>
+        <w:t xml:space="preserve">Imagina que tienes que elegir entre dos personas para una oportunidad, y una de ellas es un conocido cercano con un desempeño ligeramente menor que el de la otra. ¿Qué tan probable es que elijas a tu conocido de todas formas?</w:t>
+      </w:r>
+    </w:p>
+    <w:p>
+      <w:pPr>
+        <w:spacing w:after="60"/>
+      </w:pPr>
+      <w:r>
+        <w:rPr>
+          <w:b/>
+          <w:bCs/>
+        </w:rPr>
+        <w:t xml:space="preserve">Variantes de redacción (se muestra 1 al azar por aplicación):</w:t>
+      </w:r>
+    </w:p>
+    <w:p>
+      <w:pPr>
+        <w:spacing w:after="60"/>
+        <w:ind w:left="200"/>
+      </w:pPr>
+      <w:r>
+        <w:t xml:space="preserve">Variante 1 (base): Imagina que tienes que elegir entre dos personas para una oportunidad, y una de ellas es un conocido cercano con un desempeño ligeramente menor que el de la otra. ¿Qué tan probable es que elijas a tu conocido de todas formas?</w:t>
+      </w:r>
+    </w:p>
+    <w:p>
+      <w:pPr>
+        <w:spacing w:after="60"/>
+        <w:ind w:left="200"/>
+      </w:pPr>
+      <w:r>
+        <w:t xml:space="preserve">Variante 2: Supón que tienes que elegir entre dos personas para una oportunidad, y una de ellas es un conocido cercano con un desempeño ligeramente menor que el de la otra. ¿Qué tan probable es que elijas a tu conocido de todas formas?</w:t>
+      </w:r>
+    </w:p>
+    <w:p>
+      <w:pPr>
+        <w:spacing w:after="60"/>
+        <w:ind w:left="200"/>
+      </w:pPr>
+      <w:r>
+        <w:t xml:space="preserve">Variante 3: Piensa en la siguiente situación: tienes que elegir entre dos personas para una oportunidad, y una de ellas es un conocido cercano con un desempeño ligeramente menor que el de la otra. ¿Qué tan probable es que elijas a tu conocido de todas formas?</w:t>
+      </w:r>
+    </w:p>
+    <w:p>
+      <w:pPr>
+        <w:spacing w:after="60"/>
+        <w:ind w:left="200"/>
+      </w:pPr>
+      <w:r>
+        <w:t xml:space="preserve">Variante 4: Si te encontraras en esta situación: tienes que elegir entre dos personas para una oportunidad, y una de ellas es un conocido cercano con un desempeño ligeramente menor que el de la otra, ¿qué tan probable es que elijas a tu conocido de todas formas?</w:t>
+      </w:r>
+    </w:p>
+    <w:p>
+      <w:pPr>
+        <w:spacing w:after="60"/>
+        <w:ind w:left="200"/>
+      </w:pPr>
+      <w:r>
+        <w:t xml:space="preserve">Variante 5: Tienes que elegir entre dos personas para una oportunidad, y una de ellas es un conocido cercano con un desempeño ligeramente menor que el de la otra. ¿Qué tan probable dirías que es que elijas a tu conocido de todas formas?</w:t>
+      </w:r>
+    </w:p>
+    <w:p>
+      <w:pPr>
+        <w:spacing w:after="90"/>
+      </w:pPr>
+      <w:r>
+        <w:rPr>
+          <w:b/>
+          <w:bCs/>
+        </w:rPr>
+        <w:t xml:space="preserve">Opciones de respuesta y valor de cada una: </w:t>
+      </w:r>
+      <w:r>
+        <w:t xml:space="preserve">Nada probable (0) / Poco probable (1) / Algo probable (2) / Muy probable (3)</w:t>
+      </w:r>
+    </w:p>
+    <w:p>
+      <w:pPr>
+        <w:spacing w:after="90"/>
+      </w:pPr>
+      <w:r>
+        <w:rPr>
+          <w:b/>
+          <w:bCs/>
+        </w:rPr>
+        <w:t xml:space="preserve">Dirección: </w:t>
+      </w:r>
+      <w:r>
+        <w:t xml:space="preserve">Directo</w:t>
+      </w:r>
+    </w:p>
+    <w:p>
+      <w:pPr>
+        <w:spacing w:after="90"/>
+      </w:pPr>
+      <w:r>
+        <w:rPr>
+          <w:b/>
+          <w:bCs/>
+        </w:rPr>
+        <w:t xml:space="preserve">Respuesta de menor riesgo: </w:t>
+      </w:r>
+      <w:r>
+        <w:t xml:space="preserve">Nada probable (valor 0)</w:t>
+      </w:r>
+    </w:p>
+    <w:p>
+      <w:pPr>
+        <w:spacing w:after="90"/>
+      </w:pPr>
+      <w:r>
+        <w:rPr>
+          <w:b/>
+          <w:bCs/>
+        </w:rPr>
+        <w:t xml:space="preserve">Valor psicométrico (cómo se transforma la respuesta cruda): </w:t>
+      </w:r>
+      <w:r>
+        <w:t xml:space="preserve">Escala 0-3 según el orden de las opciones listado arriba; reactivo directo, sin inversión.</w:t>
+      </w:r>
+    </w:p>
+    <w:p>
+      <w:pPr>
+        <w:spacing w:after="90"/>
+      </w:pPr>
+      <w:r>
+        <w:rPr>
+          <w:b/>
+          <w:bCs/>
+        </w:rPr>
+        <w:t xml:space="preserve">Reactivos de contraste (par espejo): </w:t>
+      </w:r>
+      <w:r>
+        <w:t xml:space="preserve">R070 (par espejo 5 de la dimensión)</w:t>
+      </w:r>
+    </w:p>
+    <w:p>
+      <w:pPr>
+        <w:spacing w:after="100"/>
+      </w:pPr>
+    </w:p>
+    <w:p>
+      <w:pPr>
+        <w:pStyle w:val="Heading3"/>
+        <w:spacing w:after="100" w:before="200"/>
+      </w:pPr>
+      <w:r>
+        <w:t xml:space="preserve">R070 — Percepción de terceros — indicador 1 (Preferencia declarada por decisiones basadas en cercanía personal ante…)</w:t>
+      </w:r>
+    </w:p>
+    <w:p>
+      <w:pPr>
+        <w:spacing w:after="90"/>
+      </w:pPr>
+      <w:r>
+        <w:rPr>
+          <w:b/>
+          <w:bCs/>
+        </w:rPr>
+        <w:t xml:space="preserve">Tipo de reactivo: </w:t>
+      </w:r>
+      <w:r>
+        <w:t xml:space="preserve">2-Percepción de terceros</w:t>
+      </w:r>
+    </w:p>
+    <w:p>
+      <w:pPr>
+        <w:spacing w:after="90"/>
+      </w:pPr>
+      <w:r>
+        <w:rPr>
+          <w:b/>
+          <w:bCs/>
+        </w:rPr>
+        <w:t xml:space="preserve">Indicador conductual (Fase 1): </w:t>
+      </w:r>
+      <w:r>
+        <w:t xml:space="preserve">Preferencia declarada por decisiones basadas en cercanía personal antes que en el mérito.</w:t>
+      </w:r>
+    </w:p>
+    <w:p>
+      <w:pPr>
+        <w:spacing w:after="90"/>
+      </w:pPr>
+      <w:r>
+        <w:rPr>
+          <w:b/>
+          <w:bCs/>
+        </w:rPr>
+        <w:t xml:space="preserve">Pregunta completa (variante base): </w:t>
+      </w:r>
+      <w:r>
+        <w:t xml:space="preserve">En tu experiencia, ¿qué tan frecuente dirías que es que las personas de tu entorno elijan a alguien cercano por encima de una opción objetivamente mejor?</w:t>
+      </w:r>
+    </w:p>
+    <w:p>
+      <w:pPr>
+        <w:spacing w:after="60"/>
+      </w:pPr>
+      <w:r>
+        <w:rPr>
+          <w:b/>
+          <w:bCs/>
+        </w:rPr>
+        <w:t xml:space="preserve">Variantes de redacción (se muestra 1 al azar por aplicación):</w:t>
+      </w:r>
+    </w:p>
+    <w:p>
+      <w:pPr>
+        <w:spacing w:after="60"/>
+        <w:ind w:left="200"/>
+      </w:pPr>
+      <w:r>
+        <w:t xml:space="preserve">Variante 1 (base): En tu experiencia, ¿qué tan frecuente dirías que es que las personas de tu entorno elijan a alguien cercano por encima de una opción objetivamente mejor?</w:t>
+      </w:r>
+    </w:p>
+    <w:p>
+      <w:pPr>
+        <w:spacing w:after="60"/>
+        <w:ind w:left="200"/>
+      </w:pPr>
+      <w:r>
+        <w:t xml:space="preserve">Variante 2: Pensando en las personas de tu entorno laboral, ¿con qué frecuencia dirías que ocurre que las personas de tu entorno elijan a alguien cercano por encima de una opción objetivamente mejor?</w:t>
+      </w:r>
+    </w:p>
+    <w:p>
+      <w:pPr>
+        <w:spacing w:after="60"/>
+        <w:ind w:left="200"/>
+      </w:pPr>
+      <w:r>
+        <w:t xml:space="preserve">Variante 3: ¿Qué tan seguido dirías que observas que las personas de tu entorno elijan a alguien cercano por encima de una opción objetivamente mejor?</w:t>
+      </w:r>
+    </w:p>
+    <w:p>
+      <w:pPr>
+        <w:spacing w:after="60"/>
+        <w:ind w:left="200"/>
+      </w:pPr>
+      <w:r>
+        <w:t xml:space="preserve">Variante 4: Según lo que has visto, ¿qué tan común dirías que es que las personas de tu entorno elijan a alguien cercano por encima de una opción objetivamente mejor?</w:t>
+      </w:r>
+    </w:p>
+    <w:p>
+      <w:pPr>
+        <w:spacing w:after="60"/>
+        <w:ind w:left="200"/>
+      </w:pPr>
+      <w:r>
+        <w:t xml:space="preserve">Variante 5: En tu entorno, ¿qué tan frecuentemente dirías que sucede que las personas de tu entorno elijan a alguien cercano por encima de una opción objetivamente mejor?</w:t>
+      </w:r>
+    </w:p>
+    <w:p>
+      <w:pPr>
+        <w:spacing w:after="90"/>
+      </w:pPr>
+      <w:r>
+        <w:rPr>
+          <w:b/>
+          <w:bCs/>
+        </w:rPr>
+        <w:t xml:space="preserve">Opciones de respuesta y valor de cada una: </w:t>
+      </w:r>
+      <w:r>
         <w:t xml:space="preserve">Nunca o muy raro (0) / Ocasionalmente (1) / Con cierta frecuencia (2) / Muy frecuentemente (3)</w:t>
       </w:r>
     </w:p>
@@ -800,7 +1982,7 @@
         <w:t xml:space="preserve">Reactivos de contraste (par espejo): </w:t>
       </w:r>
       <w:r>
-        <w:t xml:space="preserve">Ninguno obligatorio (no forma parte del par espejo de la dimensión).</w:t>
+        <w:t xml:space="preserve">R069 (par espejo 5 de la dimensión)</w:t>
       </w:r>
     </w:p>
     <w:p>
